--- a/01_Instructor/Speaker_Notes/W02_delivery_Speaker_Notes.docx
+++ b/01_Instructor/Speaker_Notes/W02_delivery_Speaker_Notes.docx
@@ -11,16 +11,21 @@
       </w:r>
     </w:p>
     <w:p>
+      <w:r>
+        <w:t>Speaker notes for the six-slide class presentation. Use the slides as brief prompts and leave time for children to build, operate and explain. This is a robotics session with a small prepared Python recipe.</w:t>
+      </w:r>
+    </w:p>
+    <w:p>
       <w:pPr>
-        <w:pStyle w:val="Subtitle"/>
+        <w:pStyle w:val="Heading2"/>
       </w:pPr>
       <w:r>
-        <w:t>Slide by slide speaker notes</w:t>
+        <w:t>Class setup</w:t>
       </w:r>
     </w:p>
     <w:p>
       <w:r>
-        <w:t>Use these notes to lead the one-hour class with the matching seven-slide presentation. Suggested words can be adapted; protect student operating turns, individual explanations, and the final six minutes for saving and cleanup.</w:t>
+        <w:t>12 children in grades 5–6 form four teams of three: T1/T2 share Kit A and T3/T4 share Kit B. Four student instructors cover two robot stations and two build tables; a fifth or sixth can float. The adult lead oversees the room and YMCA procedures. Bring four available laptops: two remain connected to robots and two show build references. Printed build cards make the build activity work with two laptops too.</w:t>
       </w:r>
     </w:p>
     <w:p>
@@ -28,10 +33,10 @@
         <w:rPr>
           <w:b/>
         </w:rPr>
-        <w:t xml:space="preserve">Learning goal  </w:t>
+        <w:t xml:space="preserve">Learning goal </w:t>
       </w:r>
       <w:r>
-        <w:t>Each student changes a named distance value and uses a measurement to justify the next change.</w:t>
+        <w:t>Each child changes a named distance value and uses a measurement to justify the next change.</w:t>
       </w:r>
     </w:p>
     <w:p>
@@ -39,10 +44,10 @@
         <w:rPr>
           <w:b/>
         </w:rPr>
-        <w:t xml:space="preserve">Observable success  </w:t>
+        <w:t xml:space="preserve">Minimum success </w:t>
       </w:r>
       <w:r>
-        <w:t>The pair makes three recorded trials and attempts to stop the front of the robot within 5 cm of a 40 cm target. A justified adjustment counts even if precision remains imperfect.</w:t>
+        <w:t>The team makes three recorded trials and attempts to stop the front of the robot within 5 cm of a 40 cm target. A justified adjustment counts even if precision remains imperfect.</w:t>
       </w:r>
     </w:p>
     <w:p>
@@ -50,10 +55,10 @@
         <w:rPr>
           <w:b/>
         </w:rPr>
-        <w:t xml:space="preserve">Materials  </w:t>
+        <w:t xml:space="preserve">Prepare </w:t>
       </w:r>
       <w:r>
-        <w:t>Base, measuring tape, floor-safe tape, 40 cm target measured from the same front bumper reference, test log.</w:t>
+        <w:t>Open W02_delivery.py. Set a 100 cm clear lane with a 40 cm goal and extra stopping space. Check front-edge start marks. Use 180, then 360 wheel degrees as trial values. Keep SPEED at 200. Prepare two mentor examples and four labeled team build packs. Rehearse attachment clearance, a hand test and a quick swap. Show the hub color guide.</w:t>
       </w:r>
     </w:p>
     <w:p>
@@ -61,43 +66,10 @@
         <w:rPr>
           <w:b/>
         </w:rPr>
-        <w:t xml:space="preserve">Before students arrive  </w:t>
+        <w:t xml:space="preserve">Materials and files </w:t>
       </w:r>
       <w:r>
-        <w:t>Open W02_delivery.py. Set a 100 cm clear lane with a 40 cm goal and extra stopping space. Check front-edge start marks. Use 180, then 360 wheel degrees as trial values. Keep SPEED at 200.</w:t>
-      </w:r>
-    </w:p>
-    <w:p>
-      <w:r>
-        <w:rPr>
-          <w:b/>
-        </w:rPr>
-        <w:t xml:space="preserve">Shared setup  </w:t>
-      </w:r>
-      <w:r>
-        <w:t>Eight students form four pairs. Pairs 1 and 2 share Kit A; pairs 3 and 4 share Kit B. One mentor supports each pod, with an adult lead overseeing the room. Adjust assignments before class if confirmed enrollment differs. Left drive motor A and right B are viewed from behind toward the front; keep the auxiliary motor unplugged. Rehearse motion and stop controls on both kits.</w:t>
-      </w:r>
-    </w:p>
-    <w:p>
-      <w:r>
-        <w:rPr>
-          <w:b/>
-        </w:rPr>
-        <w:t xml:space="preserve">Files in this repository  </w:t>
-      </w:r>
-      <w:r>
-        <w:t>Presentation: 03_Presentations/W02_delivery.pptx. Complete program: 04_Python/W02_delivery.py. Also use the matching week in the instructor guide, student workbook and station task cards. Load the entire Python file in SPIKE App 3, not just a slide fragment.</w:t>
-      </w:r>
-    </w:p>
-    <w:p>
-      <w:r>
-        <w:rPr>
-          <w:b/>
-        </w:rPr>
-        <w:t xml:space="preserve">Evidence and recovery  </w:t>
-      </w:r>
-      <w:r>
-        <w:t>Use pair IDs on saved projects and individual IDs on learning records. After two minutes of technical trouble, use the recovery checks; after five, use a rehearsed fallback or paper/stationary task. Do not count an intended result as an observed result. These notes do not certify hardware readiness.</w:t>
+        <w:t>Print and pack from the matching checklist in 01_Instructor/Class_Preparation. Use the team sheet and build card. Keep the original two bases assembled, A left/B right, auxiliary motor unplugged; add C/D only as the lessons require. Hardware rehearsal remains required.</w:t>
       </w:r>
     </w:p>
     <w:p>
@@ -118,10 +90,10 @@
         <w:rPr>
           <w:b/>
         </w:rPr>
-        <w:t xml:space="preserve">Timing  </w:t>
+        <w:t xml:space="preserve">Timing </w:t>
       </w:r>
       <w:r>
-        <w:t>0–5 minutes   Welcome and retrieval</w:t>
+        <w:t>0–5 minutes</w:t>
       </w:r>
     </w:p>
     <w:p>
@@ -129,10 +101,10 @@
         <w:rPr>
           <w:b/>
         </w:rPr>
-        <w:t xml:space="preserve">Say  </w:t>
+        <w:t xml:space="preserve">Say </w:t>
       </w:r>
       <w:r>
-        <w:t>“Today’s challenge is a 40 cm delivery. You will predict, test, and use evidence to explain your choice. Both partners will operate and explain.”</w:t>
+        <w:t>“Today’s challenge is a 40 cm delivery. You will predict, test, and use evidence to explain your choice. All three teammates will operate and explain.”</w:t>
       </w:r>
     </w:p>
     <w:p>
@@ -140,7 +112,7 @@
         <w:rPr>
           <w:b/>
         </w:rPr>
-        <w:t xml:space="preserve">Ask before explaining  </w:t>
+        <w:t xml:space="preserve">Ask before explaining </w:t>
       </w:r>
       <w:r>
         <w:t>Which line made the wheels move last week?</w:t>
@@ -151,54 +123,10 @@
         <w:rPr>
           <w:b/>
         </w:rPr>
-        <w:t xml:space="preserve">Listen for  </w:t>
+        <w:t xml:space="preserve">Listen for </w:t>
       </w:r>
       <w:r>
         <w:t>drive caused movement; changing pause changed waiting time.</w:t>
-      </w:r>
-    </w:p>
-    <w:p>
-      <w:r>
-        <w:rPr>
-          <w:b/>
-        </w:rPr>
-        <w:t xml:space="preserve">Do  </w:t>
-      </w:r>
-      <w:r>
-        <w:t>Give ten quiet seconds to think, then let both partners answer. Ask two students to share; accept pointing or a short spoken response. Retrieve the earlier idea without turning this into a repeat lecture.</w:t>
-      </w:r>
-    </w:p>
-    <w:p>
-      <w:r>
-        <w:rPr>
-          <w:b/>
-        </w:rPr>
-        <w:t xml:space="preserve">Connect to the task  </w:t>
-      </w:r>
-      <w:r>
-        <w:t>A delivery cart must reach a shelf. Is guessing enough if it has to make the trip again tomorrow?</w:t>
-      </w:r>
-    </w:p>
-    <w:p>
-      <w:r>
-        <w:rPr>
-          <w:b/>
-        </w:rPr>
-        <w:t xml:space="preserve">Set the operating routine  </w:t>
-      </w:r>
-      <w:r>
-        <w:t>Keep robots stopped while talking. One driver edits and starts after the navigator checks the lane. The navigator predicts and records. A student can dictate an edit while a partner types; the decision and explanation remain the student’s.</w:t>
-      </w:r>
-    </w:p>
-    <w:p>
-      <w:r>
-        <w:rPr>
-          <w:b/>
-        </w:rPr>
-        <w:t xml:space="preserve">Transition  </w:t>
-      </w:r>
-      <w:r>
-        <w:t>“Watch one short example. Look for the thing we can change and the evidence that will tell us what happened.” Move to slide 2 at minute 5.</w:t>
       </w:r>
     </w:p>
     <w:p>
@@ -219,10 +147,10 @@
         <w:rPr>
           <w:b/>
         </w:rPr>
-        <w:t xml:space="preserve">Timing  </w:t>
+        <w:t xml:space="preserve">Timing </w:t>
       </w:r>
       <w:r>
-        <w:t>5–10 minutes   Demonstrate the challenge</w:t>
+        <w:t>5–10 minutes</w:t>
       </w:r>
     </w:p>
     <w:p>
@@ -230,7 +158,7 @@
         <w:rPr>
           <w:b/>
         </w:rPr>
-        <w:t xml:space="preserve">Purpose  </w:t>
+        <w:t xml:space="preserve">Purpose </w:t>
       </w:r>
       <w:r>
         <w:t>Each student changes a named distance value and uses a measurement to justify the next change.</w:t>
@@ -241,7 +169,7 @@
         <w:rPr>
           <w:b/>
         </w:rPr>
-        <w:t xml:space="preserve">Do and explain  </w:t>
+        <w:t xml:space="preserve">Do and explain </w:t>
       </w:r>
       <w:r>
         <w:t>Show travel = 180 and explain that travel names a value. Measure the distance of one run. Change only travel. Motor degrees describe wheel rotation, not centimeters or the robot’s heading.</w:t>
@@ -252,10 +180,10 @@
         <w:rPr>
           <w:b/>
         </w:rPr>
-        <w:t xml:space="preserve">Suggested words  </w:t>
+        <w:t xml:space="preserve">Suggested words </w:t>
       </w:r>
       <w:r>
-        <w:t>“Our useful result today is this: The pair makes three recorded trials and attempts to stop the front of the robot within 5 cm of a 40 cm target. A justified adjustment counts even if precision remains imperfect. A test that misses still gives us information if we record it accurately.”</w:t>
+        <w:t>“Our useful result today is this: The team makes three recorded trials and attempts to stop the front of the robot within 5 cm of a 40 cm target. A justified adjustment counts even if precision remains imperfect. A test that misses still gives us information if we record it accurately.”</w:t>
       </w:r>
     </w:p>
     <w:p>
@@ -263,18 +191,7 @@
         <w:rPr>
           <w:b/>
         </w:rPr>
-        <w:t xml:space="preserve">Run of show  </w:t>
-      </w:r>
-      <w:r>
-        <w:t>Use about one minute to identify the setup, two minutes for a short tested demonstration, and two minutes to hear observations. Point out the physical start and finish reference. Ask students to describe what actually happened before suggesting the explanation.</w:t>
-      </w:r>
-    </w:p>
-    <w:p>
-      <w:r>
-        <w:rPr>
-          <w:b/>
-        </w:rPr>
-        <w:t xml:space="preserve">Ask  </w:t>
+        <w:t xml:space="preserve">Ask </w:t>
       </w:r>
       <w:r>
         <w:t>“What did the robot do? What evidence could we record? What must stay the same when we compare the next run?” Let a different student answer each question.</w:t>
@@ -285,7 +202,7 @@
         <w:rPr>
           <w:b/>
         </w:rPr>
-        <w:t xml:space="preserve">If the example fails  </w:t>
+        <w:t xml:space="preserve">If the example fails </w:t>
       </w:r>
       <w:r>
         <w:t>Distance inconsistent: reset to the same front edge and check wheel friction. Robot arcs: check that tires match and both motors connect correctly. A target miss is data, not a coding failure. Allow one quick reset, then use the prepared stationary or paper explanation. Student testing time should not become a repair demonstration.</w:t>
@@ -296,10 +213,10 @@
         <w:rPr>
           <w:b/>
         </w:rPr>
-        <w:t xml:space="preserve">Transition  </w:t>
+        <w:t xml:space="preserve">Hub check </w:t>
       </w:r>
       <w:r>
-        <w:t>“Now we will read the small piece of code behind that behavior.”</w:t>
+        <w:t>Read the light on the correct button: steady green center means powered on with a compatible OS and at least 20% battery; flashing orange center means charge; flashing red center means stop, power off and cool for 15 minutes. White center needs a compatible OS; flashing purple center means updating. Blue is the connection button: flashing means waiting for Bluetooth, steady means connected. A display letter is a program output, not a battery or connection status. See the full SPIKE Hub Color Guide.</w:t>
       </w:r>
     </w:p>
     <w:p>
@@ -312,7 +229,7 @@
         <w:pStyle w:val="Heading1"/>
       </w:pPr>
       <w:r>
-        <w:t>Slide 3 Variables and a fair test</w:t>
+        <w:t>Slide 3 Variables and a fair test and prediction</w:t>
       </w:r>
     </w:p>
     <w:p>
@@ -320,20 +237,36 @@
         <w:rPr>
           <w:b/>
         </w:rPr>
-        <w:t xml:space="preserve">Timing  </w:t>
+        <w:t xml:space="preserve">Timing </w:t>
       </w:r>
       <w:r>
-        <w:t>10–12 minutes   Read the code</w:t>
+        <w:t>10–14 minutes</w:t>
       </w:r>
     </w:p>
     <w:p>
       <w:pPr>
-        <w:pStyle w:val="Code"/>
+        <w:spacing w:before="80" w:after="120"/>
       </w:pPr>
       <w:r>
+        <w:rPr>
+          <w:rFonts w:ascii="Consolas" w:hAnsi="Consolas"/>
+          <w:sz w:val="20"/>
+        </w:rPr>
         <w:t>travel = 180</w:t>
+      </w:r>
+      <w:r>
+        <w:rPr>
+          <w:rFonts w:ascii="Consolas" w:hAnsi="Consolas"/>
+          <w:sz w:val="20"/>
+        </w:rPr>
         <w:br/>
         <w:t>await drive(travel)</w:t>
+      </w:r>
+      <w:r>
+        <w:rPr>
+          <w:rFonts w:ascii="Consolas" w:hAnsi="Consolas"/>
+          <w:sz w:val="20"/>
+        </w:rPr>
         <w:br/>
         <w:t>await signal("D")</w:t>
       </w:r>
@@ -343,7 +276,7 @@
         <w:rPr>
           <w:b/>
         </w:rPr>
-        <w:t xml:space="preserve">Say  </w:t>
+        <w:t xml:space="preserve">Say </w:t>
       </w:r>
       <w:r>
         <w:t>“travel is a name for a number. The drive helper reads that number. We can change one value and use a measurement to decide our next test.”</w:t>
@@ -354,7 +287,7 @@
         <w:rPr>
           <w:b/>
         </w:rPr>
-        <w:t xml:space="preserve">Point  </w:t>
+        <w:t xml:space="preserve">Point </w:t>
       </w:r>
       <w:r>
         <w:t>Read travel = 180, then await drive(travel), then the D signal. The assignment stores wheel degrees; it does not move the robot. The drive call causes the movement. await keeps these actions in sequence.</w:t>
@@ -365,7 +298,7 @@
         <w:rPr>
           <w:b/>
         </w:rPr>
-        <w:t xml:space="preserve">Check understanding  </w:t>
+        <w:t xml:space="preserve">Check understanding </w:t>
       </w:r>
       <w:r>
         <w:t>“If I rename the value in one place only, will the call still use the same name?” Explain that names must match. Beginners should leave the name travel alone and edit only its number.</w:t>
@@ -376,7 +309,7 @@
         <w:rPr>
           <w:b/>
         </w:rPr>
-        <w:t xml:space="preserve">Keep units clear  </w:t>
+        <w:t xml:space="preserve">Keep units clear </w:t>
       </w:r>
       <w:r>
         <w:t>180 wheel degrees is half a wheel rotation; 360 is one rotation. Neither is centimeters or a heading angle. Keep SPEED = 200 unchanged. The helper accepts 0–1080 wheel degrees; do not remove the guard.</w:t>
@@ -387,10 +320,10 @@
         <w:rPr>
           <w:b/>
         </w:rPr>
-        <w:t xml:space="preserve">Ask  </w:t>
+        <w:t xml:space="preserve">Ask </w:t>
       </w:r>
       <w:r>
-        <w:t>“Point to the value, repeated action, or decision that controls today’s behavior. What would you expect after changing it?” Accept a plain-language explanation; do not require formal Python vocabulary.</w:t>
+        <w:t>If 180 wheel degrees travels about 9 cm on our floor, what might 360 do? Mark this as a prediction, not a promise.</w:t>
       </w:r>
     </w:p>
     <w:p>
@@ -398,10 +331,10 @@
         <w:rPr>
           <w:b/>
         </w:rPr>
-        <w:t xml:space="preserve">Transition  </w:t>
+        <w:t xml:space="preserve">Expected reasoning </w:t>
       </w:r>
       <w:r>
-        <w:t>“Before we touch the robot, predict the next result.”</w:t>
+        <w:t>About 18 cm is a reasonable prediction for the example. The actual distance needs measurement. Increasing wheel degrees should increase travel when other conditions stay stable.</w:t>
       </w:r>
     </w:p>
     <w:p>
@@ -414,7 +347,7 @@
         <w:pStyle w:val="Heading1"/>
       </w:pPr>
       <w:r>
-        <w:t>Slide 4 A prediction before the run</w:t>
+        <w:t>Slide 4 Our robot and build jobs</w:t>
       </w:r>
     </w:p>
     <w:p>
@@ -422,10 +355,10 @@
         <w:rPr>
           <w:b/>
         </w:rPr>
-        <w:t xml:space="preserve">Timing  </w:t>
+        <w:t xml:space="preserve">Timing </w:t>
       </w:r>
       <w:r>
-        <w:t>12–15 minutes   Predict before running</w:t>
+        <w:t>14–38 then retests minutes</w:t>
       </w:r>
     </w:p>
     <w:p>
@@ -433,10 +366,10 @@
         <w:rPr>
           <w:b/>
         </w:rPr>
-        <w:t xml:space="preserve">Ask  </w:t>
+        <w:t xml:space="preserve">Station map </w:t>
       </w:r>
       <w:r>
-        <w:t>If 180 wheel degrees travels about 9 cm on our floor, what might 360 do? Mark this as a prediction, not a promise.</w:t>
+        <w:t>14–26: T1/T3 use robots and T2/T4 build. 26–38: teams switch stations. 38–44: T1/T3 retest while the other teams finish builds. 44–50: T2/T4 retest. Rotate roles at 18, 22, 30, 34, 40, 42, 46 and 48 minutes. Each team has 18 robot minutes, giving each child about six minutes as driver plus handling, observing and building. Transitions occur within these blocks.</w:t>
       </w:r>
     </w:p>
     <w:p>
@@ -444,10 +377,10 @@
         <w:rPr>
           <w:b/>
         </w:rPr>
-        <w:t xml:space="preserve">Do  </w:t>
+        <w:t xml:space="preserve">Jobs </w:t>
       </w:r>
       <w:r>
-        <w:t>Give ten seconds of individual thinking. Each partner explains for twenty seconds. Ask pairs to mark a prediction on the worksheet before seeing a run. Invite two contrasting answers and ask what test could distinguish them.</w:t>
+        <w:t>At the robot, the driver edits and starts after “clear.” The navigator reads the step, predicts, positions the stopped robot and payload, fits an approved attachment and checks the lane. The observer watches, measures and records one number, tick or phrase. Rotate all three jobs every four minutes in the first turn and every two minutes in the retest. At the build table, rotate builder, designer/parts manager and tester/reporter on the same timer. Everyone contributes hands-on work.</w:t>
       </w:r>
     </w:p>
     <w:p>
@@ -455,10 +388,10 @@
         <w:rPr>
           <w:b/>
         </w:rPr>
-        <w:t xml:space="preserve">Expected reasoning  </w:t>
+        <w:t xml:space="preserve">Robot steps </w:t>
       </w:r>
       <w:r>
-        <w:t>About 18 cm is a reasonable prediction for the example. The actual distance needs measurement. Increasing wheel degrees should increase travel when other conditions stay stable.</w:t>
+        <w:t>1. Align the same front edge with the start tape every time. Run travel = 180. Measure front-edge displacement in centimeters and enter it in the log. 2. Swap driver. Predict and run travel = 360. Keep the robot, floor, starting angle, and speed the same. Compare the two measurements. 3. Estimate a value for a 40 cm delivery using the measured result. Example only: if 360 gave 18 cm, 40 / 18 × 360 is about 800. The drive helper permits up to 1080 degrees. Use your own result. 4. During the final turn, test the estimate. Record signed error as measured distance minus 40. If it overshoots, reduce travel. If it stops short, increase travel. 5. Explain one reason two identical runs might differ, such as a crooked start or wheel slip. Park the robot and save the team’s best value.</w:t>
       </w:r>
     </w:p>
     <w:p>
@@ -466,10 +399,10 @@
         <w:rPr>
           <w:b/>
         </w:rPr>
-        <w:t xml:space="preserve">Make the next step concrete  </w:t>
+        <w:t xml:space="preserve">Build </w:t>
       </w:r>
       <w:r>
-        <w:t>Each pair names one change and one observation to record. Check both students can explain the plan. Mentors keep a known-good project separate from pair copies.</w:t>
+        <w:t>A cargo tray that keeps its load. Build a removable tray or cradle with an edge that keeps the cube aboard. Choose where the cube will sit and build a flat support. Add an edge or rail without making the tray touch the floor or wheels. Tilt the tray gently by hand and compare one change to its edge. Test: Cube stays in the tray during a gentle tilt; tray does not sag into a wheel.</w:t>
       </w:r>
     </w:p>
     <w:p>
@@ -477,10 +410,21 @@
         <w:rPr>
           <w:b/>
         </w:rPr>
-        <w:t xml:space="preserve">Transition  </w:t>
+        <w:t xml:space="preserve">Connection to robot </w:t>
       </w:r>
       <w:r>
-        <w:t>“Now test your prediction. When the timer calls switch, trade operating roles.”</w:t>
+        <w:t>A mentor supplies an example tray for the first robot turn. Keep payload and tray unchanged during each distance comparison; test the team tray during the retest.</w:t>
+      </w:r>
+    </w:p>
+    <w:p>
+      <w:r>
+        <w:rPr>
+          <w:b/>
+        </w:rPr>
+        <w:t xml:space="preserve">Coaching </w:t>
+      </w:r>
+      <w:r>
+        <w:t>Ask for an observation before suggesting a change. Help with one connection or edit, then return control. Typing can be assisted; the child still chooses, predicts and starts the run.</w:t>
       </w:r>
     </w:p>
     <w:p>
@@ -493,7 +437,7 @@
         <w:pStyle w:val="Heading1"/>
       </w:pPr>
       <w:r>
-        <w:t>Slide 5 Your work with a partner</w:t>
+        <w:t>Slide 5 Evidence from our test</w:t>
       </w:r>
     </w:p>
     <w:p>
@@ -501,10 +445,10 @@
         <w:rPr>
           <w:b/>
         </w:rPr>
-        <w:t xml:space="preserve">Timing  </w:t>
+        <w:t xml:space="preserve">Timing </w:t>
       </w:r>
       <w:r>
-        <w:t>15–39 minutes   Two twelve-minute rotations</w:t>
+        <w:t>38–50 minutes in two six-minute retests.</w:t>
       </w:r>
     </w:p>
     <w:p>
@@ -512,10 +456,10 @@
         <w:rPr>
           <w:b/>
         </w:rPr>
-        <w:t xml:space="preserve">Rotation map  </w:t>
+        <w:t xml:space="preserve">Evidence </w:t>
       </w:r>
       <w:r>
-        <w:t>15–27: pairs 1 and 3 use Kits A and B; pairs 2 and 4 work away from the robots. 27–39: switch stations. Switch driver/navigator at minutes 21 and 33. Warn pairs one minute before station changes. With two laptops, leave one at each kit; with four, only the active pair connects to the shared hub.</w:t>
+        <w:t>At the robot: each child makes a prediction and takes a driver turn. Keep one number, tick or short phrase per trial. At the build table: show the model and its hand-test result. Three rows: wheel degrees, prediction in cm, measured cm, error from 40 cm. Individual exit: identify the variable and defend one proposed change.</w:t>
       </w:r>
     </w:p>
     <w:p>
@@ -523,10 +467,10 @@
         <w:rPr>
           <w:b/>
         </w:rPr>
-        <w:t xml:space="preserve">Activity 1  </w:t>
+        <w:t xml:space="preserve">Ask </w:t>
       </w:r>
       <w:r>
-        <w:t>Align the same front edge with the start tape every time. Run travel = 180. Measure front-edge displacement in centimeters and enter it in the log.</w:t>
+        <w:t>What changed? What stayed the same? What did the real run show? Record a tick, short phrase or number at the robot. The build table tests the model by hand rather than repeating a worksheet.</w:t>
       </w:r>
     </w:p>
     <w:p>
@@ -534,10 +478,10 @@
         <w:rPr>
           <w:b/>
         </w:rPr>
-        <w:t xml:space="preserve">Activity 2  </w:t>
+        <w:t xml:space="preserve">Troubleshooting </w:t>
       </w:r>
       <w:r>
-        <w:t>Swap driver. Predict and run travel = 360. Keep the robot, floor, starting angle, and speed the same. Compare the two measurements.</w:t>
+        <w:t>Distance inconsistent: reset to the same front edge and check wheel friction. Robot arcs: check that tires match and both motors connect correctly. A target miss is data, not a coding failure.</w:t>
       </w:r>
     </w:p>
     <w:p>
@@ -545,51 +489,7 @@
         <w:rPr>
           <w:b/>
         </w:rPr>
-        <w:t xml:space="preserve">Activity 3  </w:t>
-      </w:r>
-      <w:r>
-        <w:t>Estimate a value for a 40 cm delivery using the measured result. Example only: if 360 gave 18 cm, 40 / 18 × 360 is about 800. The drive helper permits up to 1080 degrees. Use your own result.</w:t>
-      </w:r>
-    </w:p>
-    <w:p>
-      <w:r>
-        <w:rPr>
-          <w:b/>
-        </w:rPr>
-        <w:t xml:space="preserve">Activity 4  </w:t>
-      </w:r>
-      <w:r>
-        <w:t>During the final turn, test the estimate. Record signed error as measured distance minus 40. If it overshoots, reduce travel. If it stops short, increase travel.</w:t>
-      </w:r>
-    </w:p>
-    <w:p>
-      <w:r>
-        <w:rPr>
-          <w:b/>
-        </w:rPr>
-        <w:t xml:space="preserve">Away from the robot  </w:t>
-      </w:r>
-      <w:r>
-        <w:t>Sketch the start and goal, measure the paper planning lane, and calculate or estimate the next value. After the robot turn, compare trials and write one controlled change. Advanced pairs estimate using ratios.</w:t>
-      </w:r>
-    </w:p>
-    <w:p>
-      <w:r>
-        <w:rPr>
-          <w:b/>
-        </w:rPr>
-        <w:t xml:space="preserve">Mentor prompts  </w:t>
-      </w:r>
-      <w:r>
-        <w:t>“What is your prediction? Which one thing changed? What did you observe? What would you check next?” Let students answer before touching their code or build. Make sure both have an operating decision and an explanation.</w:t>
-      </w:r>
-    </w:p>
-    <w:p>
-      <w:r>
-        <w:rPr>
-          <w:b/>
-        </w:rPr>
-        <w:t xml:space="preserve">Support  </w:t>
+        <w:t xml:space="preserve">Support </w:t>
       </w:r>
       <w:r>
         <w:t>Offer trial values 360, 720, and 900 rather than require a ratio calculation. Use a number line and the words too far or too short.</w:t>
@@ -600,10 +500,21 @@
         <w:rPr>
           <w:b/>
         </w:rPr>
-        <w:t xml:space="preserve">At minute 39  </w:t>
+        <w:t xml:space="preserve">Extension </w:t>
       </w:r>
       <w:r>
-        <w:t>Stop both robots and move to the evidence slide. Preserve a simple successful observation if time is short; the remaining ten minutes provide a final test for each pair.</w:t>
+        <w:t>Repeat the same command twice and report the range. Then test a different slow speed while holding wheel degrees constant. Discuss duration versus travel.</w:t>
+      </w:r>
+    </w:p>
+    <w:p>
+      <w:r>
+        <w:rPr>
+          <w:b/>
+        </w:rPr>
+        <w:t xml:space="preserve">If needed </w:t>
+      </w:r>
+      <w:r>
+        <w:t>Set variable travel to 0.5 rotations; move straight for travel rotations; display D. Try 1 rotation, then estimate the target. Block speed is a percentage and Python velocity is degrees per second, so do not copy speed numbers between them.</w:t>
       </w:r>
     </w:p>
     <w:p>
@@ -616,7 +527,7 @@
         <w:pStyle w:val="Heading1"/>
       </w:pPr>
       <w:r>
-        <w:t>Slide 6 Evidence from our test</w:t>
+        <w:t>Slide 6 What we learned and noticed</w:t>
       </w:r>
     </w:p>
     <w:p>
@@ -624,10 +535,10 @@
         <w:rPr>
           <w:b/>
         </w:rPr>
-        <w:t xml:space="preserve">Timing  </w:t>
+        <w:t xml:space="preserve">Timing </w:t>
       </w:r>
       <w:r>
-        <w:t>39–49 minutes   Evidence and short retests</w:t>
+        <w:t>50–54 minutes for reflection; 54–60 for saving, packing and pickup.</w:t>
       </w:r>
     </w:p>
     <w:p>
@@ -635,10 +546,10 @@
         <w:rPr>
           <w:b/>
         </w:rPr>
-        <w:t xml:space="preserve">Rotation map  </w:t>
+        <w:t xml:space="preserve">Ask each child </w:t>
       </w:r>
       <w:r>
-        <w:t>39–44: pairs 1 and 3 retest; pairs 2 and 4 prepare their explanation. 44–49: reverse. Switch operating roles near 41:30 and 46:30. Each pair gets five robot minutes, including its reset.</w:t>
+        <w:t>What did you learn about reaching a target? What did you observe in your distance tests? What would you change in your tray or next run?</w:t>
       </w:r>
     </w:p>
     <w:p>
@@ -646,10 +557,10 @@
         <w:rPr>
           <w:b/>
         </w:rPr>
-        <w:t xml:space="preserve">Do  </w:t>
+        <w:t xml:space="preserve">Facilitate </w:t>
       </w:r>
       <w:r>
-        <w:t>Explain one reason two identical runs might differ, such as a crooked start or wheel slip. Park the robot and save the pair’s best value.</w:t>
+        <w:t>Run two pod conversations in parallel. Give each of the six children about 20–30 seconds for one chosen prompt. Invite a concrete observation from the robot or build. Accept pointing, a demonstration or a short sentence.</w:t>
       </w:r>
     </w:p>
     <w:p>
@@ -657,10 +568,10 @@
         <w:rPr>
           <w:b/>
         </w:rPr>
-        <w:t xml:space="preserve">Say  </w:t>
+        <w:t xml:space="preserve">Listen for </w:t>
       </w:r>
       <w:r>
-        <w:t>“Before running, tell your partner what you changed and what you predict. After running, write what actually happened. A result is useful even when it disagrees with your prediction.”</w:t>
+        <w:t>About 18 cm is a reasonable prediction for the example. The actual distance needs measurement. Increasing wheel degrees should increase travel when other conditions stay stable.</w:t>
       </w:r>
     </w:p>
     <w:p>
@@ -668,10 +579,10 @@
         <w:rPr>
           <w:b/>
         </w:rPr>
-        <w:t xml:space="preserve">Evidence to keep  </w:t>
+        <w:t xml:space="preserve">Close </w:t>
       </w:r>
       <w:r>
-        <w:t>Three rows: wheel degrees, prediction in cm, measured cm, error from 40 cm. Individual exit: identify the variable and defend one proposed change.</w:t>
+        <w:t>Save T1–T4 projects, stop and park both robots, remove only approved temporary attachments, store four labeled builds and count parts. Follow YMCA pickup procedures.</w:t>
       </w:r>
     </w:p>
     <w:p>
@@ -679,176 +590,54 @@
         <w:rPr>
           <w:b/>
         </w:rPr>
-        <w:t xml:space="preserve">Model an explanation  </w:t>
+        <w:t xml:space="preserve">Optional connection </w:t>
       </w:r>
       <w:r>
-        <w:t>“At 180 wheel degrees we measured __ cm. At 360 we measured __ cm. We chose __ next because __.” If using the example 360 → 18 cm, about 800 is an estimate for 40 cm; use the pair’s own measurements.</w:t>
-      </w:r>
-    </w:p>
-    <w:p>
-      <w:r>
-        <w:rPr>
-          <w:b/>
-        </w:rPr>
-        <w:t xml:space="preserve">Troubleshooting  </w:t>
-      </w:r>
-      <w:r>
-        <w:t>Distance inconsistent: reset to the same front edge and check wheel friction. Robot arcs: check that tires match and both motors connect correctly. A target miss is data, not a coding failure.</w:t>
-      </w:r>
-    </w:p>
-    <w:p>
-      <w:r>
-        <w:rPr>
-          <w:b/>
-        </w:rPr>
-        <w:t xml:space="preserve">If the core task is complete  </w:t>
-      </w:r>
-      <w:r>
-        <w:t>Repeat the same command twice and report the range. Then test a different slow speed while holding wheel degrees constant. Discuss duration versus travel. Only begin an extension if both students have already explained the core idea and time remains.</w:t>
-      </w:r>
-    </w:p>
-    <w:p>
-      <w:r>
-        <w:rPr>
-          <w:b/>
-        </w:rPr>
-        <w:t xml:space="preserve">Prepared fallback  </w:t>
-      </w:r>
-      <w:r>
-        <w:t>Set variable travel to 0.5 rotations; move straight for travel rotations; display D. Try 1 rotation, then estimate the target. Block speed is a percentage and Python velocity is degrees per second, so do not copy speed numbers between them. Use this only if mentors rehearsed it before class; do not introduce an unfamiliar language during a five-minute retest.</w:t>
-      </w:r>
-    </w:p>
-    <w:p>
-      <w:r>
-        <w:rPr>
-          <w:b/>
-        </w:rPr>
-        <w:t xml:space="preserve">Transition  </w:t>
-      </w:r>
-      <w:r>
-        <w:t>“Stop the robots at minute 49. Each person will now explain one idea and one observation.”</w:t>
-      </w:r>
-    </w:p>
-    <w:p>
-      <w:r>
-        <w:br w:type="page"/>
-      </w:r>
-    </w:p>
-    <w:p>
-      <w:pPr>
-        <w:pStyle w:val="Heading1"/>
-      </w:pPr>
-      <w:r>
-        <w:t>Slide 7 What you can explain now</w:t>
-      </w:r>
-    </w:p>
-    <w:p>
-      <w:r>
-        <w:rPr>
-          <w:b/>
-        </w:rPr>
-        <w:t xml:space="preserve">Timing  </w:t>
-      </w:r>
-      <w:r>
-        <w:t>49–60 minutes   Individual explanation and cleanup</w:t>
-      </w:r>
-    </w:p>
-    <w:p>
-      <w:r>
-        <w:rPr>
-          <w:b/>
-        </w:rPr>
-        <w:t xml:space="preserve">Ask during minutes 49–54  </w:t>
-      </w:r>
-      <w:r>
-        <w:t>What value did you change, what did you keep the same, and what did your measurement tell you?</w:t>
-      </w:r>
-    </w:p>
-    <w:p>
-      <w:r>
-        <w:rPr>
-          <w:b/>
-        </w:rPr>
-        <w:t xml:space="preserve">Listen for  </w:t>
-      </w:r>
-      <w:r>
-        <w:t>The variable travel stores the requested wheel rotation. Keep the robot, speed, surface and start pose the same. Use measured displacement to decide: increase travel if short of the target; reduce it after an overshoot. Accept a justified change based on the pair’s actual measurement.</w:t>
-      </w:r>
-    </w:p>
-    <w:p>
-      <w:r>
-        <w:rPr>
-          <w:b/>
-        </w:rPr>
-        <w:t xml:space="preserve">Make participation individual  </w:t>
-      </w:r>
-      <w:r>
-        <w:t>Each pod mentor listens to its four students. Ask one partner to explain the code or design choice and the other to explain the evidence, then give each a short follow-up. Use spoken, written, or pointing responses as appropriate. Do not let the most confident partner answer for both.</w:t>
-      </w:r>
-    </w:p>
-    <w:p>
-      <w:r>
-        <w:rPr>
-          <w:b/>
-        </w:rPr>
-        <w:t xml:space="preserve">Connect to the team  </w:t>
-      </w:r>
-      <w:r>
-        <w:t>FRC autonomous routines rely on measurement and repeatable starts. Give one brief example from today’s activity. Interest in joining a robotics team is optional and is not a learning score.</w:t>
-      </w:r>
-    </w:p>
-    <w:p>
-      <w:r>
-        <w:rPr>
-          <w:b/>
-        </w:rPr>
-        <w:t xml:space="preserve">54–56 save  </w:t>
-      </w:r>
-      <w:r>
-        <w:t>Help pairs save using week and pair IDs, preserving their settings and evidence. Keep the known-good starter separately. Confirm each file can be found again.</w:t>
-      </w:r>
-    </w:p>
-    <w:p>
-      <w:r>
-        <w:rPr>
-          <w:b/>
-        </w:rPr>
-        <w:t xml:space="preserve">56–58 reset  </w:t>
-      </w:r>
-      <w:r>
-        <w:t>Stop both robots. Remove and label temporary pair attachments as needed, count loose parts, and leave teaching bases assembled. Preserve useful sensor mounts and document any changes. Reconcile borrowed parts with the loan log.</w:t>
-      </w:r>
-    </w:p>
-    <w:p>
-      <w:r>
-        <w:rPr>
-          <w:b/>
-        </w:rPr>
-        <w:t xml:space="preserve">58–60 dismiss  </w:t>
-      </w:r>
-      <w:r>
-        <w:t>Collect evidence sheets, put equipment in its assigned storage/charging locations, and follow YMCA pickup procedures. Mentors confirm no program remains running.</w:t>
-      </w:r>
-    </w:p>
-    <w:p>
-      <w:r>
-        <w:rPr>
-          <w:b/>
-        </w:rPr>
-        <w:t xml:space="preserve">After class  </w:t>
-      </w:r>
-      <w:r>
-        <w:t>Record actual kit problems and learning observations in the agreed records. Update SESSION_PREP.md with dated operational results, and use them to choose the next session’s starting point. Do not claim unobserved successes.</w:t>
+        <w:t>FRC autonomous routines rely on measurement and repeatable starts.</w:t>
       </w:r>
     </w:p>
     <w:sectPr>
+      <w:headerReference w:type="default" r:id="rId9"/>
+      <w:footerReference w:type="default" r:id="rId10"/>
       <w:pgSz w:w="12240" w:h="15840"/>
-      <w:pgMar w:top="936" w:right="1037" w:bottom="936" w:left="1037" w:header="720" w:footer="720" w:gutter="0"/>
+      <w:pgMar w:top="893" w:right="1008" w:bottom="893" w:left="1008" w:header="360" w:footer="360" w:gutter="0"/>
       <w:cols w:space="720"/>
       <w:docGrid w:linePitch="360"/>
     </w:sectPr>
   </w:body>
 </w:document>
+</file>
+
+<file path=word/footer1.xml><?xml version="1.0" encoding="utf-8"?>
+<w:ftr xmlns:m="http://schemas.openxmlformats.org/officeDocument/2006/math" xmlns:mc="http://schemas.openxmlformats.org/markup-compatibility/2006" xmlns:mo="http://schemas.microsoft.com/office/mac/office/2008/main" xmlns:mv="urn:schemas-microsoft-com:mac:vml" xmlns:o="urn:schemas-microsoft-com:office:office" xmlns:r="http://schemas.openxmlformats.org/officeDocument/2006/relationships" xmlns:v="urn:schemas-microsoft-com:vml" xmlns:w10="urn:schemas-microsoft-com:office:word" xmlns:w14="http://schemas.microsoft.com/office/word/2010/wordml" xmlns:w="http://schemas.openxmlformats.org/wordprocessingml/2006/main" xmlns:wne="http://schemas.microsoft.com/office/word/2006/wordml" xmlns:wp14="http://schemas.microsoft.com/office/word/2010/wordprocessingDrawing" xmlns:wp="http://schemas.openxmlformats.org/drawingml/2006/wordprocessingDrawing" xmlns:wpc="http://schemas.microsoft.com/office/word/2010/wordprocessingCanvas" xmlns:wpg="http://schemas.microsoft.com/office/word/2010/wordprocessingGroup" xmlns:wpi="http://schemas.microsoft.com/office/word/2010/wordprocessingInk" xmlns:wps="http://schemas.microsoft.com/office/word/2010/wordprocessingShape" mc:Ignorable="w14 wp14">
+  <w:p>
+    <w:pPr>
+      <w:pStyle w:val="Footer"/>
+      <w:jc w:val="right"/>
+    </w:pPr>
+    <w:r>
+      <w:rPr>
+        <w:sz w:val="16"/>
+      </w:rPr>
+      <w:t xml:space="preserve">Week 2 speaker notes   •   </w:t>
+    </w:r>
+    <w:fldSimple w:instr="PAGE"/>
+  </w:p>
+</w:ftr>
+</file>
+
+<file path=word/header1.xml><?xml version="1.0" encoding="utf-8"?>
+<w:hdr xmlns:m="http://schemas.openxmlformats.org/officeDocument/2006/math" xmlns:mc="http://schemas.openxmlformats.org/markup-compatibility/2006" xmlns:mo="http://schemas.microsoft.com/office/mac/office/2008/main" xmlns:mv="urn:schemas-microsoft-com:mac:vml" xmlns:o="urn:schemas-microsoft-com:office:office" xmlns:r="http://schemas.openxmlformats.org/officeDocument/2006/relationships" xmlns:v="urn:schemas-microsoft-com:vml" xmlns:w10="urn:schemas-microsoft-com:office:word" xmlns:w14="http://schemas.microsoft.com/office/word/2010/wordml" xmlns:w="http://schemas.openxmlformats.org/wordprocessingml/2006/main" xmlns:wne="http://schemas.microsoft.com/office/word/2006/wordml" xmlns:wp14="http://schemas.microsoft.com/office/word/2010/wordprocessingDrawing" xmlns:wp="http://schemas.openxmlformats.org/drawingml/2006/wordprocessingDrawing" xmlns:wpc="http://schemas.microsoft.com/office/word/2010/wordprocessingCanvas" xmlns:wpg="http://schemas.microsoft.com/office/word/2010/wordprocessingGroup" xmlns:wpi="http://schemas.microsoft.com/office/word/2010/wordprocessingInk" xmlns:wps="http://schemas.microsoft.com/office/word/2010/wordprocessingShape" mc:Ignorable="w14 wp14">
+  <w:p>
+    <w:pPr/>
+    <w:r>
+      <w:rPr>
+        <w:sz w:val="16"/>
+      </w:rPr>
+      <w:t>MechaRAMS   /   Cheshire YMCA robotics pilot   /   Fall 2026</w:t>
+    </w:r>
+  </w:p>
+</w:hdr>
 </file>
 
 <file path=word/numbering.xml><?xml version="1.0" encoding="utf-8"?>
@@ -1215,7 +1004,7 @@
     <w:qFormat/>
     <w:rsid w:val="00FC693F"/>
     <w:pPr>
-      <w:spacing w:after="140" w:line="252" w:lineRule="auto"/>
+      <w:spacing w:after="100" w:line="252" w:lineRule="auto"/>
     </w:pPr>
     <w:rPr>
       <w:rFonts w:ascii="Arial" w:hAnsi="Arial"/>
@@ -1278,7 +1067,7 @@
     <w:pPr>
       <w:keepNext/>
       <w:keepLines/>
-      <w:spacing w:before="480" w:after="180"/>
+      <w:spacing w:before="480" w:after="100"/>
       <w:outlineLvl w:val="0"/>
     </w:pPr>
     <w:rPr>
@@ -1286,7 +1075,7 @@
       <w:b/>
       <w:bCs/>
       <w:color w:val="000000"/>
-      <w:sz w:val="36"/>
+      <w:sz w:val="38"/>
       <w:szCs w:val="28"/>
     </w:rPr>
   </w:style>
@@ -1302,7 +1091,7 @@
     <w:pPr>
       <w:keepNext/>
       <w:keepLines/>
-      <w:spacing w:before="200" w:after="0"/>
+      <w:spacing w:before="200" w:after="100"/>
       <w:outlineLvl w:val="1"/>
     </w:pPr>
     <w:rPr>
@@ -1326,7 +1115,7 @@
     <w:pPr>
       <w:keepNext/>
       <w:keepLines/>
-      <w:spacing w:before="200" w:after="0"/>
+      <w:spacing w:before="200" w:after="100"/>
       <w:outlineLvl w:val="2"/>
     </w:pPr>
     <w:rPr>
@@ -1334,6 +1123,7 @@
       <w:b/>
       <w:bCs/>
       <w:color w:val="000000"/>
+      <w:sz w:val="21"/>
     </w:rPr>
   </w:style>
   <w:style w:type="paragraph" w:styleId="Heading4">
@@ -1564,7 +1354,7 @@
     <w:qFormat/>
     <w:rsid w:val="00FC693F"/>
     <w:pPr>
-      <w:spacing w:after="300" w:line="240" w:lineRule="auto"/>
+      <w:spacing w:after="100" w:line="240" w:lineRule="auto"/>
       <w:contextualSpacing/>
     </w:pPr>
     <w:rPr>
@@ -1572,7 +1362,7 @@
       <w:color w:val="000000"/>
       <w:spacing w:val="5"/>
       <w:kern w:val="28"/>
-      <w:sz w:val="48"/>
+      <w:sz w:val="50"/>
       <w:szCs w:val="52"/>
     </w:rPr>
   </w:style>
@@ -1603,6 +1393,7 @@
       <w:numPr>
         <w:ilvl w:val="1"/>
       </w:numPr>
+      <w:spacing w:after="100"/>
     </w:pPr>
     <w:rPr>
       <w:rFonts w:asciiTheme="majorHAnsi" w:eastAsiaTheme="majorEastAsia" w:hAnsiTheme="majorHAnsi" w:cstheme="majorBidi" w:ascii="Arial" w:hAnsi="Arial"/>
@@ -12898,16 +12689,6 @@
         <w:shd w:val="clear" w:color="auto" w:fill="FBCAA2" w:themeFill="accent6" w:themeFillTint="7F"/>
       </w:tcPr>
     </w:tblStylePr>
-  </w:style>
-  <w:style w:type="paragraph" w:customStyle="1" w:styleId="Code">
-    <w:name w:val="Code"/>
-    <w:pPr>
-      <w:spacing w:after="160"/>
-    </w:pPr>
-    <w:rPr>
-      <w:rFonts w:ascii="Consolas" w:hAnsi="Consolas"/>
-      <w:sz w:val="20"/>
-    </w:rPr>
   </w:style>
 </w:styles>
 </file>
